--- a/1. Software y Hardware/1.1 Inicio/1.1.7 Plan de Gestion/1.1.7.2 SRICA_010_000 - Plan de Gestión de la Configuración.docx
+++ b/1. Software y Hardware/1.1 Inicio/1.1.7 Plan de Gestion/1.1.7.2 SRICA_010_000 - Plan de Gestión de la Configuración.docx
@@ -1,6 +1,6 @@
 
 <file path=word/document.xml><?xml version="1.0" encoding="utf-8"?>
-<w:document xmlns:wpc="http://schemas.microsoft.com/office/word/2010/wordprocessingCanvas" xmlns:cx="http://schemas.microsoft.com/office/drawing/2014/chartex" xmlns:cx1="http://schemas.microsoft.com/office/drawing/2015/9/8/chartex" xmlns:cx2="http://schemas.microsoft.com/office/drawing/2015/10/21/chartex" xmlns:cx3="http://schemas.microsoft.com/office/drawing/2016/5/9/chartex" xmlns:cx4="http://schemas.microsoft.com/office/drawing/2016/5/10/chartex" xmlns:cx5="http://schemas.microsoft.com/office/drawing/2016/5/11/chartex" xmlns:cx6="http://schemas.microsoft.com/office/drawing/2016/5/12/chartex" xmlns:cx7="http://schemas.microsoft.com/office/drawing/2016/5/13/chartex" xmlns:cx8="http://schemas.microsoft.com/office/drawing/2016/5/14/chartex" xmlns:mc="http://schemas.openxmlformats.org/markup-compatibility/2006" xmlns:aink="http://schemas.microsoft.com/office/drawing/2016/ink" xmlns:am3d="http://schemas.microsoft.com/office/drawing/2017/model3d" xmlns:o="urn:schemas-microsoft-com:office:office" xmlns:r="http://schemas.openxmlformats.org/officeDocument/2006/relationships" xmlns:m="http://schemas.openxmlformats.org/officeDocument/2006/math" xmlns:v="urn:schemas-microsoft-com:vml" xmlns:wp14="http://schemas.microsoft.com/office/word/2010/wordprocessingDrawing" xmlns:wp="http://schemas.openxmlformats.org/drawingml/2006/wordprocessingDrawing" xmlns:w10="urn:schemas-microsoft-com:office:word" xmlns:w="http://schemas.openxmlformats.org/wordprocessingml/2006/main" xmlns:w14="http://schemas.microsoft.com/office/word/2010/wordml" xmlns:w15="http://schemas.microsoft.com/office/word/2012/wordml" xmlns:w16cex="http://schemas.microsoft.com/office/word/2018/wordml/cex" xmlns:w16cid="http://schemas.microsoft.com/office/word/2016/wordml/cid" xmlns:w16="http://schemas.microsoft.com/office/word/2018/wordml" xmlns:w16se="http://schemas.microsoft.com/office/word/2015/wordml/symex" xmlns:wpg="http://schemas.microsoft.com/office/word/2010/wordprocessingGroup" xmlns:wpi="http://schemas.microsoft.com/office/word/2010/wordprocessingInk" xmlns:wne="http://schemas.microsoft.com/office/word/2006/wordml" xmlns:wps="http://schemas.microsoft.com/office/word/2010/wordprocessingShape" mc:Ignorable="w14 w15 w16se w16cid w16 w16cex wp14">
+<w:document xmlns:wpc="http://schemas.microsoft.com/office/word/2010/wordprocessingCanvas" xmlns:cx="http://schemas.microsoft.com/office/drawing/2014/chartex" xmlns:cx1="http://schemas.microsoft.com/office/drawing/2015/9/8/chartex" xmlns:cx2="http://schemas.microsoft.com/office/drawing/2015/10/21/chartex" xmlns:cx3="http://schemas.microsoft.com/office/drawing/2016/5/9/chartex" xmlns:cx4="http://schemas.microsoft.com/office/drawing/2016/5/10/chartex" xmlns:cx5="http://schemas.microsoft.com/office/drawing/2016/5/11/chartex" xmlns:cx6="http://schemas.microsoft.com/office/drawing/2016/5/12/chartex" xmlns:cx7="http://schemas.microsoft.com/office/drawing/2016/5/13/chartex" xmlns:cx8="http://schemas.microsoft.com/office/drawing/2016/5/14/chartex" xmlns:mc="http://schemas.openxmlformats.org/markup-compatibility/2006" xmlns:aink="http://schemas.microsoft.com/office/drawing/2016/ink" xmlns:am3d="http://schemas.microsoft.com/office/drawing/2017/model3d" xmlns:o="urn:schemas-microsoft-com:office:office" xmlns:r="http://schemas.openxmlformats.org/officeDocument/2006/relationships" xmlns:m="http://schemas.openxmlformats.org/officeDocument/2006/math" xmlns:v="urn:schemas-microsoft-com:vml" xmlns:wp14="http://schemas.microsoft.com/office/word/2010/wordprocessingDrawing" xmlns:wp="http://schemas.openxmlformats.org/drawingml/2006/wordprocessingDrawing" xmlns:w10="urn:schemas-microsoft-com:office:word" xmlns:w="http://schemas.openxmlformats.org/wordprocessingml/2006/main" xmlns:w14="http://schemas.microsoft.com/office/word/2010/wordml" xmlns:w15="http://schemas.microsoft.com/office/word/2012/wordml" xmlns:w16cex="http://schemas.microsoft.com/office/word/2018/wordml/cex" xmlns:w16cid="http://schemas.microsoft.com/office/word/2016/wordml/cid" xmlns:w16="http://schemas.microsoft.com/office/word/2018/wordml" xmlns:w16sdtdh="http://schemas.microsoft.com/office/word/2020/wordml/sdtdatahash" xmlns:w16se="http://schemas.microsoft.com/office/word/2015/wordml/symex" xmlns:wpg="http://schemas.microsoft.com/office/word/2010/wordprocessingGroup" xmlns:wpi="http://schemas.microsoft.com/office/word/2010/wordprocessingInk" xmlns:wne="http://schemas.microsoft.com/office/word/2006/wordml" xmlns:wps="http://schemas.microsoft.com/office/word/2010/wordprocessingShape" mc:Ignorable="w14 w15 w16se w16cid w16 w16cex w16sdtdh wp14">
   <w:body>
     <w:p>
       <w:pPr>
@@ -203,7 +203,25 @@
           <w:sz w:val="32"/>
           <w:szCs w:val="32"/>
         </w:rPr>
-        <w:t>Uso de Sistema de Reconocimiento de Iris basado en Deep Learning para la identificación humana en el control de acceso al área de Tesorería del Gobierno Regional de Tacna – Tacna 2020</w:t>
+        <w:t xml:space="preserve">Uso de Sistema de Reconocimiento de Iris basado en Deep </w:t>
+      </w:r>
+      <w:proofErr w:type="spellStart"/>
+      <w:r>
+        <w:rPr>
+          <w:rFonts w:ascii="Arial" w:hAnsi="Arial" w:cs="Arial"/>
+          <w:sz w:val="32"/>
+          <w:szCs w:val="32"/>
+        </w:rPr>
+        <w:t>Learning</w:t>
+      </w:r>
+      <w:proofErr w:type="spellEnd"/>
+      <w:r>
+        <w:rPr>
+          <w:rFonts w:ascii="Arial" w:hAnsi="Arial" w:cs="Arial"/>
+          <w:sz w:val="32"/>
+          <w:szCs w:val="32"/>
+        </w:rPr>
+        <w:t xml:space="preserve"> para la identificación humana en el control de acceso al área de Tesorería del Gobierno Regional de Tacna – Tacna 2020</w:t>
       </w:r>
       <w:r>
         <w:rPr>
@@ -687,7 +705,21 @@
               <w:rPr>
                 <w:rFonts w:ascii="Arial" w:hAnsi="Arial" w:cs="Arial"/>
               </w:rPr>
-              <w:t>Uso de Sistema de Reconocimiento de Iris basado en Deep Learning para la identificación humana en el control de acceso al área de Tesorería del Gobierno Regional de Tacna – Tacna 2020</w:t>
+              <w:t xml:space="preserve">Uso de Sistema de Reconocimiento de Iris basado en Deep </w:t>
+            </w:r>
+            <w:proofErr w:type="spellStart"/>
+            <w:r>
+              <w:rPr>
+                <w:rFonts w:ascii="Arial" w:hAnsi="Arial" w:cs="Arial"/>
+              </w:rPr>
+              <w:t>Learning</w:t>
+            </w:r>
+            <w:proofErr w:type="spellEnd"/>
+            <w:r>
+              <w:rPr>
+                <w:rFonts w:ascii="Arial" w:hAnsi="Arial" w:cs="Arial"/>
+              </w:rPr>
+              <w:t xml:space="preserve"> para la identificación humana en el control de acceso al área de Tesorería del Gobierno Regional de Tacna – Tacna 2020</w:t>
             </w:r>
             <w:r>
               <w:rPr>
@@ -735,10 +767,10 @@
         <w:tblLook w:val="04A0" w:firstRow="1" w:lastRow="0" w:firstColumn="1" w:lastColumn="0" w:noHBand="0" w:noVBand="1"/>
       </w:tblPr>
       <w:tblGrid>
-        <w:gridCol w:w="1838"/>
-        <w:gridCol w:w="1843"/>
-        <w:gridCol w:w="283"/>
-        <w:gridCol w:w="4253"/>
+        <w:gridCol w:w="1869"/>
+        <w:gridCol w:w="1840"/>
+        <w:gridCol w:w="279"/>
+        <w:gridCol w:w="4229"/>
       </w:tblGrid>
       <w:tr>
         <w:tc>
@@ -1692,6 +1724,12 @@
               </w:rPr>
               <w:t>SRICA_</w:t>
             </w:r>
+            <w:r>
+              <w:rPr>
+                <w:rFonts w:ascii="Arial" w:hAnsi="Arial" w:cs="Arial"/>
+              </w:rPr>
+              <w:t>002_000</w:t>
+            </w:r>
           </w:p>
         </w:tc>
         <w:tc>
@@ -1758,6 +1796,12 @@
               </w:rPr>
               <w:t>SRICA_</w:t>
             </w:r>
+            <w:r>
+              <w:rPr>
+                <w:rFonts w:ascii="Arial" w:hAnsi="Arial" w:cs="Arial"/>
+              </w:rPr>
+              <w:t>006_000</w:t>
+            </w:r>
           </w:p>
         </w:tc>
         <w:tc>
@@ -1836,6 +1880,12 @@
               </w:rPr>
               <w:t>SRICA_</w:t>
             </w:r>
+            <w:r>
+              <w:rPr>
+                <w:rFonts w:ascii="Arial" w:hAnsi="Arial" w:cs="Arial"/>
+              </w:rPr>
+              <w:t>007_000</w:t>
+            </w:r>
           </w:p>
         </w:tc>
         <w:tc>
@@ -1926,6 +1976,12 @@
               </w:rPr>
               <w:t>SRICA_</w:t>
             </w:r>
+            <w:r>
+              <w:rPr>
+                <w:rFonts w:ascii="Arial" w:hAnsi="Arial" w:cs="Arial"/>
+              </w:rPr>
+              <w:t>008_000</w:t>
+            </w:r>
           </w:p>
         </w:tc>
         <w:tc>
@@ -2004,6 +2060,12 @@
               </w:rPr>
               <w:t>SRICA_</w:t>
             </w:r>
+            <w:r>
+              <w:rPr>
+                <w:rFonts w:ascii="Arial" w:hAnsi="Arial" w:cs="Arial"/>
+              </w:rPr>
+              <w:t>009_000</w:t>
+            </w:r>
           </w:p>
         </w:tc>
         <w:tc>
@@ -2082,6 +2144,12 @@
               </w:rPr>
               <w:t>SRICA_</w:t>
             </w:r>
+            <w:r>
+              <w:rPr>
+                <w:rFonts w:ascii="Arial" w:hAnsi="Arial" w:cs="Arial"/>
+              </w:rPr>
+              <w:t>010_000</w:t>
+            </w:r>
           </w:p>
         </w:tc>
         <w:tc>
@@ -2160,6 +2228,12 @@
               </w:rPr>
               <w:t>SRICA_</w:t>
             </w:r>
+            <w:r>
+              <w:rPr>
+                <w:rFonts w:ascii="Arial" w:hAnsi="Arial" w:cs="Arial"/>
+              </w:rPr>
+              <w:t>011_000</w:t>
+            </w:r>
           </w:p>
         </w:tc>
         <w:tc>
@@ -2238,6 +2312,12 @@
               </w:rPr>
               <w:t>SRICA_</w:t>
             </w:r>
+            <w:r>
+              <w:rPr>
+                <w:rFonts w:ascii="Arial" w:hAnsi="Arial" w:cs="Arial"/>
+              </w:rPr>
+              <w:t>012_000</w:t>
+            </w:r>
           </w:p>
         </w:tc>
         <w:tc>
@@ -2316,6 +2396,12 @@
               </w:rPr>
               <w:t>SRICA_</w:t>
             </w:r>
+            <w:r>
+              <w:rPr>
+                <w:rFonts w:ascii="Arial" w:hAnsi="Arial" w:cs="Arial"/>
+              </w:rPr>
+              <w:t>012_001</w:t>
+            </w:r>
           </w:p>
         </w:tc>
         <w:tc>
@@ -2400,6 +2486,12 @@
               </w:rPr>
               <w:t>SRICA_</w:t>
             </w:r>
+            <w:r>
+              <w:rPr>
+                <w:rFonts w:ascii="Arial" w:hAnsi="Arial" w:cs="Arial"/>
+              </w:rPr>
+              <w:t>012_002</w:t>
+            </w:r>
           </w:p>
         </w:tc>
         <w:tc>
@@ -2478,6 +2570,12 @@
               </w:rPr>
               <w:t>SRICA_</w:t>
             </w:r>
+            <w:r>
+              <w:rPr>
+                <w:rFonts w:ascii="Arial" w:hAnsi="Arial" w:cs="Arial"/>
+              </w:rPr>
+              <w:t>013_000</w:t>
+            </w:r>
           </w:p>
         </w:tc>
         <w:tc>
@@ -2562,6 +2660,12 @@
               </w:rPr>
               <w:t>SRICA_</w:t>
             </w:r>
+            <w:r>
+              <w:rPr>
+                <w:rFonts w:ascii="Arial" w:hAnsi="Arial" w:cs="Arial"/>
+              </w:rPr>
+              <w:t>013_001</w:t>
+            </w:r>
           </w:p>
         </w:tc>
         <w:tc>
@@ -2628,6 +2732,12 @@
               </w:rPr>
               <w:t>SRICA_</w:t>
             </w:r>
+            <w:r>
+              <w:rPr>
+                <w:rFonts w:ascii="Arial" w:hAnsi="Arial" w:cs="Arial"/>
+              </w:rPr>
+              <w:t>014_000</w:t>
+            </w:r>
           </w:p>
         </w:tc>
         <w:tc>
@@ -2712,6 +2822,12 @@
               </w:rPr>
               <w:t>SRICA_</w:t>
             </w:r>
+            <w:r>
+              <w:rPr>
+                <w:rFonts w:ascii="Arial" w:hAnsi="Arial" w:cs="Arial"/>
+              </w:rPr>
+              <w:t>015_000</w:t>
+            </w:r>
           </w:p>
         </w:tc>
         <w:tc>
@@ -2790,6 +2906,12 @@
               </w:rPr>
               <w:t>SRICA_</w:t>
             </w:r>
+            <w:r>
+              <w:rPr>
+                <w:rFonts w:ascii="Arial" w:hAnsi="Arial" w:cs="Arial"/>
+              </w:rPr>
+              <w:t>016_000</w:t>
+            </w:r>
           </w:p>
         </w:tc>
         <w:tc>
@@ -2868,6 +2990,12 @@
               </w:rPr>
               <w:t>SRICA_</w:t>
             </w:r>
+            <w:r>
+              <w:rPr>
+                <w:rFonts w:ascii="Arial" w:hAnsi="Arial" w:cs="Arial"/>
+              </w:rPr>
+              <w:t>017_000</w:t>
+            </w:r>
           </w:p>
         </w:tc>
         <w:tc>
@@ -2947,6 +3075,12 @@
               <w:lastRenderedPageBreak/>
               <w:t>SRICA_</w:t>
             </w:r>
+            <w:r>
+              <w:rPr>
+                <w:rFonts w:ascii="Arial" w:hAnsi="Arial" w:cs="Arial"/>
+              </w:rPr>
+              <w:t>018_000</w:t>
+            </w:r>
           </w:p>
         </w:tc>
         <w:tc>
@@ -3025,6 +3159,12 @@
               </w:rPr>
               <w:t>SRICA_</w:t>
             </w:r>
+            <w:r>
+              <w:rPr>
+                <w:rFonts w:ascii="Arial" w:hAnsi="Arial" w:cs="Arial"/>
+              </w:rPr>
+              <w:t>019_000</w:t>
+            </w:r>
           </w:p>
         </w:tc>
         <w:tc>
@@ -3103,6 +3243,12 @@
               </w:rPr>
               <w:t>SRICA_</w:t>
             </w:r>
+            <w:r>
+              <w:rPr>
+                <w:rFonts w:ascii="Arial" w:hAnsi="Arial" w:cs="Arial"/>
+              </w:rPr>
+              <w:t>020_000</w:t>
+            </w:r>
           </w:p>
         </w:tc>
         <w:tc>
@@ -3181,6 +3327,12 @@
               </w:rPr>
               <w:t>SRICA_</w:t>
             </w:r>
+            <w:r>
+              <w:rPr>
+                <w:rFonts w:ascii="Arial" w:hAnsi="Arial" w:cs="Arial"/>
+              </w:rPr>
+              <w:t>021_000</w:t>
+            </w:r>
           </w:p>
         </w:tc>
         <w:tc>
@@ -3247,6 +3399,12 @@
               </w:rPr>
               <w:t>SRICA_</w:t>
             </w:r>
+            <w:r>
+              <w:rPr>
+                <w:rFonts w:ascii="Arial" w:hAnsi="Arial" w:cs="Arial"/>
+              </w:rPr>
+              <w:t>022_000</w:t>
+            </w:r>
           </w:p>
         </w:tc>
         <w:tc>
@@ -3313,6 +3471,12 @@
               </w:rPr>
               <w:t>SRICA_</w:t>
             </w:r>
+            <w:r>
+              <w:rPr>
+                <w:rFonts w:ascii="Arial" w:hAnsi="Arial" w:cs="Arial"/>
+              </w:rPr>
+              <w:t>023_000</w:t>
+            </w:r>
           </w:p>
         </w:tc>
         <w:tc>
@@ -3379,6 +3543,12 @@
               </w:rPr>
               <w:t>SRICA_</w:t>
             </w:r>
+            <w:r>
+              <w:rPr>
+                <w:rFonts w:ascii="Arial" w:hAnsi="Arial" w:cs="Arial"/>
+              </w:rPr>
+              <w:t>024_000</w:t>
+            </w:r>
           </w:p>
         </w:tc>
         <w:tc>
@@ -3445,6 +3615,12 @@
               </w:rPr>
               <w:t>SRICA_</w:t>
             </w:r>
+            <w:r>
+              <w:rPr>
+                <w:rFonts w:ascii="Arial" w:hAnsi="Arial" w:cs="Arial"/>
+              </w:rPr>
+              <w:t>025_000</w:t>
+            </w:r>
           </w:p>
         </w:tc>
         <w:tc>
@@ -3511,6 +3687,12 @@
               </w:rPr>
               <w:t>SRICA_</w:t>
             </w:r>
+            <w:r>
+              <w:rPr>
+                <w:rFonts w:ascii="Arial" w:hAnsi="Arial" w:cs="Arial"/>
+              </w:rPr>
+              <w:t>026_000</w:t>
+            </w:r>
           </w:p>
         </w:tc>
         <w:tc>
@@ -3583,6 +3765,12 @@
               </w:rPr>
               <w:t>SRICA_</w:t>
             </w:r>
+            <w:r>
+              <w:rPr>
+                <w:rFonts w:ascii="Arial" w:hAnsi="Arial" w:cs="Arial"/>
+              </w:rPr>
+              <w:t>027_000</w:t>
+            </w:r>
           </w:p>
         </w:tc>
         <w:tc>
@@ -3655,6 +3843,12 @@
               </w:rPr>
               <w:t>SRICA_</w:t>
             </w:r>
+            <w:r>
+              <w:rPr>
+                <w:rFonts w:ascii="Arial" w:hAnsi="Arial" w:cs="Arial"/>
+              </w:rPr>
+              <w:t>028_000</w:t>
+            </w:r>
           </w:p>
         </w:tc>
         <w:tc>
@@ -3727,6 +3921,12 @@
               </w:rPr>
               <w:t>SRICA_</w:t>
             </w:r>
+            <w:r>
+              <w:rPr>
+                <w:rFonts w:ascii="Arial" w:hAnsi="Arial" w:cs="Arial"/>
+              </w:rPr>
+              <w:t>029_000</w:t>
+            </w:r>
           </w:p>
         </w:tc>
         <w:tc>
@@ -3799,6 +3999,12 @@
               </w:rPr>
               <w:t>SRICA_</w:t>
             </w:r>
+            <w:r>
+              <w:rPr>
+                <w:rFonts w:ascii="Arial" w:hAnsi="Arial" w:cs="Arial"/>
+              </w:rPr>
+              <w:t>030_000</w:t>
+            </w:r>
           </w:p>
         </w:tc>
         <w:tc>
@@ -3871,6 +4077,12 @@
               </w:rPr>
               <w:t>SRICA_</w:t>
             </w:r>
+            <w:r>
+              <w:rPr>
+                <w:rFonts w:ascii="Arial" w:hAnsi="Arial" w:cs="Arial"/>
+              </w:rPr>
+              <w:t>031_000</w:t>
+            </w:r>
           </w:p>
         </w:tc>
         <w:tc>
@@ -3943,6 +4155,12 @@
               </w:rPr>
               <w:t>SRICA_</w:t>
             </w:r>
+            <w:r>
+              <w:rPr>
+                <w:rFonts w:ascii="Arial" w:hAnsi="Arial" w:cs="Arial"/>
+              </w:rPr>
+              <w:t>032_000</w:t>
+            </w:r>
           </w:p>
         </w:tc>
         <w:tc>
@@ -4027,6 +4245,12 @@
               </w:rPr>
               <w:t>SRICA_</w:t>
             </w:r>
+            <w:r>
+              <w:rPr>
+                <w:rFonts w:ascii="Arial" w:hAnsi="Arial" w:cs="Arial"/>
+              </w:rPr>
+              <w:t>033_000</w:t>
+            </w:r>
           </w:p>
         </w:tc>
         <w:tc>
@@ -4111,6 +4335,12 @@
               </w:rPr>
               <w:t>SRICA_</w:t>
             </w:r>
+            <w:r>
+              <w:rPr>
+                <w:rFonts w:ascii="Arial" w:hAnsi="Arial" w:cs="Arial"/>
+              </w:rPr>
+              <w:t>034_000</w:t>
+            </w:r>
           </w:p>
         </w:tc>
         <w:tc>
@@ -4195,6 +4425,12 @@
               </w:rPr>
               <w:t>SRICA_</w:t>
             </w:r>
+            <w:r>
+              <w:rPr>
+                <w:rFonts w:ascii="Arial" w:hAnsi="Arial" w:cs="Arial"/>
+              </w:rPr>
+              <w:t>035_000</w:t>
+            </w:r>
           </w:p>
         </w:tc>
         <w:tc>
@@ -4271,7 +4507,7 @@
               <w:rPr>
                 <w:rFonts w:ascii="Arial" w:hAnsi="Arial" w:cs="Arial"/>
               </w:rPr>
-              <w:t>SRICA_</w:t>
+              <w:t>SRICA_036_000</w:t>
             </w:r>
           </w:p>
         </w:tc>
@@ -4338,7 +4574,7 @@
                 <w:rFonts w:ascii="Arial" w:hAnsi="Arial" w:cs="Arial"/>
               </w:rPr>
               <w:lastRenderedPageBreak/>
-              <w:t>SRICA_</w:t>
+              <w:t>SRICA_037_000</w:t>
             </w:r>
           </w:p>
         </w:tc>
@@ -4401,11 +4637,33 @@
               </w:rPr>
               <w:t xml:space="preserve">de </w:t>
             </w:r>
-            <w:r>
-              <w:rPr>
-                <w:rFonts w:ascii="Arial" w:hAnsi="Arial" w:cs="Arial"/>
-              </w:rPr>
-              <w:t>deep learning)</w:t>
+            <w:proofErr w:type="spellStart"/>
+            <w:r>
+              <w:rPr>
+                <w:rFonts w:ascii="Arial" w:hAnsi="Arial" w:cs="Arial"/>
+              </w:rPr>
+              <w:t>deep</w:t>
+            </w:r>
+            <w:proofErr w:type="spellEnd"/>
+            <w:r>
+              <w:rPr>
+                <w:rFonts w:ascii="Arial" w:hAnsi="Arial" w:cs="Arial"/>
+              </w:rPr>
+              <w:t xml:space="preserve"> </w:t>
+            </w:r>
+            <w:proofErr w:type="spellStart"/>
+            <w:r>
+              <w:rPr>
+                <w:rFonts w:ascii="Arial" w:hAnsi="Arial" w:cs="Arial"/>
+              </w:rPr>
+              <w:t>learning</w:t>
+            </w:r>
+            <w:proofErr w:type="spellEnd"/>
+            <w:r>
+              <w:rPr>
+                <w:rFonts w:ascii="Arial" w:hAnsi="Arial" w:cs="Arial"/>
+              </w:rPr>
+              <w:t>)</w:t>
             </w:r>
           </w:p>
         </w:tc>
@@ -4428,7 +4686,7 @@
               <w:rPr>
                 <w:rFonts w:ascii="Arial" w:hAnsi="Arial" w:cs="Arial"/>
               </w:rPr>
-              <w:t>SRICA_</w:t>
+              <w:t>SRICA_038_000</w:t>
             </w:r>
           </w:p>
         </w:tc>
@@ -4500,7 +4758,19 @@
               <w:rPr>
                 <w:rFonts w:ascii="Arial" w:hAnsi="Arial" w:cs="Arial"/>
               </w:rPr>
-              <w:t>SRICA_</w:t>
+              <w:t>SRICA_03</w:t>
+            </w:r>
+            <w:r>
+              <w:rPr>
+                <w:rFonts w:ascii="Arial" w:hAnsi="Arial" w:cs="Arial"/>
+              </w:rPr>
+              <w:t>9</w:t>
+            </w:r>
+            <w:r>
+              <w:rPr>
+                <w:rFonts w:ascii="Arial" w:hAnsi="Arial" w:cs="Arial"/>
+              </w:rPr>
+              <w:t>_000</w:t>
             </w:r>
           </w:p>
         </w:tc>
@@ -4572,7 +4842,19 @@
               <w:rPr>
                 <w:rFonts w:ascii="Arial" w:hAnsi="Arial" w:cs="Arial"/>
               </w:rPr>
-              <w:t>SRICA_</w:t>
+              <w:t>SRICA_0</w:t>
+            </w:r>
+            <w:r>
+              <w:rPr>
+                <w:rFonts w:ascii="Arial" w:hAnsi="Arial" w:cs="Arial"/>
+              </w:rPr>
+              <w:t>40</w:t>
+            </w:r>
+            <w:r>
+              <w:rPr>
+                <w:rFonts w:ascii="Arial" w:hAnsi="Arial" w:cs="Arial"/>
+              </w:rPr>
+              <w:t>_000</w:t>
             </w:r>
           </w:p>
         </w:tc>
@@ -4658,6 +4940,24 @@
               </w:rPr>
               <w:t>SRICA_</w:t>
             </w:r>
+            <w:r>
+              <w:rPr>
+                <w:rFonts w:ascii="Arial" w:hAnsi="Arial" w:cs="Arial"/>
+              </w:rPr>
+              <w:t>0</w:t>
+            </w:r>
+            <w:r>
+              <w:rPr>
+                <w:rFonts w:ascii="Arial" w:hAnsi="Arial" w:cs="Arial"/>
+              </w:rPr>
+              <w:t>41</w:t>
+            </w:r>
+            <w:r>
+              <w:rPr>
+                <w:rFonts w:ascii="Arial" w:hAnsi="Arial" w:cs="Arial"/>
+              </w:rPr>
+              <w:t>_000</w:t>
+            </w:r>
           </w:p>
         </w:tc>
         <w:tc>
@@ -4741,6 +5041,24 @@
               </w:rPr>
               <w:t>SRICA_</w:t>
             </w:r>
+            <w:r>
+              <w:rPr>
+                <w:rFonts w:ascii="Arial" w:hAnsi="Arial" w:cs="Arial"/>
+              </w:rPr>
+              <w:t>0</w:t>
+            </w:r>
+            <w:r>
+              <w:rPr>
+                <w:rFonts w:ascii="Arial" w:hAnsi="Arial" w:cs="Arial"/>
+              </w:rPr>
+              <w:t>42</w:t>
+            </w:r>
+            <w:r>
+              <w:rPr>
+                <w:rFonts w:ascii="Arial" w:hAnsi="Arial" w:cs="Arial"/>
+              </w:rPr>
+              <w:t>_000</w:t>
+            </w:r>
           </w:p>
         </w:tc>
         <w:tc>
@@ -4823,6 +5141,24 @@
               </w:rPr>
               <w:t>SRICA_</w:t>
             </w:r>
+            <w:r>
+              <w:rPr>
+                <w:rFonts w:ascii="Arial" w:hAnsi="Arial" w:cs="Arial"/>
+              </w:rPr>
+              <w:t>0</w:t>
+            </w:r>
+            <w:r>
+              <w:rPr>
+                <w:rFonts w:ascii="Arial" w:hAnsi="Arial" w:cs="Arial"/>
+              </w:rPr>
+              <w:t>43</w:t>
+            </w:r>
+            <w:r>
+              <w:rPr>
+                <w:rFonts w:ascii="Arial" w:hAnsi="Arial" w:cs="Arial"/>
+              </w:rPr>
+              <w:t>_000</w:t>
+            </w:r>
           </w:p>
         </w:tc>
         <w:tc>
@@ -4887,6 +5223,24 @@
               </w:rPr>
               <w:t>SRICA_</w:t>
             </w:r>
+            <w:r>
+              <w:rPr>
+                <w:rFonts w:ascii="Arial" w:hAnsi="Arial" w:cs="Arial"/>
+              </w:rPr>
+              <w:t>0</w:t>
+            </w:r>
+            <w:r>
+              <w:rPr>
+                <w:rFonts w:ascii="Arial" w:hAnsi="Arial" w:cs="Arial"/>
+              </w:rPr>
+              <w:t>44</w:t>
+            </w:r>
+            <w:r>
+              <w:rPr>
+                <w:rFonts w:ascii="Arial" w:hAnsi="Arial" w:cs="Arial"/>
+              </w:rPr>
+              <w:t>_000</w:t>
+            </w:r>
           </w:p>
         </w:tc>
         <w:tc>
@@ -4951,6 +5305,24 @@
               </w:rPr>
               <w:t>SRICA_</w:t>
             </w:r>
+            <w:r>
+              <w:rPr>
+                <w:rFonts w:ascii="Arial" w:hAnsi="Arial" w:cs="Arial"/>
+              </w:rPr>
+              <w:t>0</w:t>
+            </w:r>
+            <w:r>
+              <w:rPr>
+                <w:rFonts w:ascii="Arial" w:hAnsi="Arial" w:cs="Arial"/>
+              </w:rPr>
+              <w:t>45</w:t>
+            </w:r>
+            <w:r>
+              <w:rPr>
+                <w:rFonts w:ascii="Arial" w:hAnsi="Arial" w:cs="Arial"/>
+              </w:rPr>
+              <w:t>_000</w:t>
+            </w:r>
           </w:p>
         </w:tc>
         <w:tc>
@@ -5014,6 +5386,24 @@
                 <w:rFonts w:ascii="Arial" w:hAnsi="Arial" w:cs="Arial"/>
               </w:rPr>
               <w:t>SRICA_</w:t>
+            </w:r>
+            <w:r>
+              <w:rPr>
+                <w:rFonts w:ascii="Arial" w:hAnsi="Arial" w:cs="Arial"/>
+              </w:rPr>
+              <w:t>0</w:t>
+            </w:r>
+            <w:r>
+              <w:rPr>
+                <w:rFonts w:ascii="Arial" w:hAnsi="Arial" w:cs="Arial"/>
+              </w:rPr>
+              <w:t>46</w:t>
+            </w:r>
+            <w:r>
+              <w:rPr>
+                <w:rFonts w:ascii="Arial" w:hAnsi="Arial" w:cs="Arial"/>
+              </w:rPr>
+              <w:t>_000</w:t>
             </w:r>
           </w:p>
         </w:tc>
@@ -5260,7 +5650,7 @@
 </file>
 
 <file path=word/numbering.xml><?xml version="1.0" encoding="utf-8"?>
-<w:numbering xmlns:wpc="http://schemas.microsoft.com/office/word/2010/wordprocessingCanvas" xmlns:cx="http://schemas.microsoft.com/office/drawing/2014/chartex" xmlns:cx1="http://schemas.microsoft.com/office/drawing/2015/9/8/chartex" xmlns:cx2="http://schemas.microsoft.com/office/drawing/2015/10/21/chartex" xmlns:cx3="http://schemas.microsoft.com/office/drawing/2016/5/9/chartex" xmlns:cx4="http://schemas.microsoft.com/office/drawing/2016/5/10/chartex" xmlns:cx5="http://schemas.microsoft.com/office/drawing/2016/5/11/chartex" xmlns:cx6="http://schemas.microsoft.com/office/drawing/2016/5/12/chartex" xmlns:cx7="http://schemas.microsoft.com/office/drawing/2016/5/13/chartex" xmlns:cx8="http://schemas.microsoft.com/office/drawing/2016/5/14/chartex" xmlns:mc="http://schemas.openxmlformats.org/markup-compatibility/2006" xmlns:aink="http://schemas.microsoft.com/office/drawing/2016/ink" xmlns:am3d="http://schemas.microsoft.com/office/drawing/2017/model3d" xmlns:o="urn:schemas-microsoft-com:office:office" xmlns:r="http://schemas.openxmlformats.org/officeDocument/2006/relationships" xmlns:m="http://schemas.openxmlformats.org/officeDocument/2006/math" xmlns:v="urn:schemas-microsoft-com:vml" xmlns:wp14="http://schemas.microsoft.com/office/word/2010/wordprocessingDrawing" xmlns:wp="http://schemas.openxmlformats.org/drawingml/2006/wordprocessingDrawing" xmlns:w10="urn:schemas-microsoft-com:office:word" xmlns:w="http://schemas.openxmlformats.org/wordprocessingml/2006/main" xmlns:w14="http://schemas.microsoft.com/office/word/2010/wordml" xmlns:w15="http://schemas.microsoft.com/office/word/2012/wordml" xmlns:w16cex="http://schemas.microsoft.com/office/word/2018/wordml/cex" xmlns:w16cid="http://schemas.microsoft.com/office/word/2016/wordml/cid" xmlns:w16="http://schemas.microsoft.com/office/word/2018/wordml" xmlns:w16se="http://schemas.microsoft.com/office/word/2015/wordml/symex" xmlns:wpg="http://schemas.microsoft.com/office/word/2010/wordprocessingGroup" xmlns:wpi="http://schemas.microsoft.com/office/word/2010/wordprocessingInk" xmlns:wne="http://schemas.microsoft.com/office/word/2006/wordml" xmlns:wps="http://schemas.microsoft.com/office/word/2010/wordprocessingShape" mc:Ignorable="w14 w15 w16se w16cid w16 w16cex wp14">
+<w:numbering xmlns:wpc="http://schemas.microsoft.com/office/word/2010/wordprocessingCanvas" xmlns:cx="http://schemas.microsoft.com/office/drawing/2014/chartex" xmlns:cx1="http://schemas.microsoft.com/office/drawing/2015/9/8/chartex" xmlns:cx2="http://schemas.microsoft.com/office/drawing/2015/10/21/chartex" xmlns:cx3="http://schemas.microsoft.com/office/drawing/2016/5/9/chartex" xmlns:cx4="http://schemas.microsoft.com/office/drawing/2016/5/10/chartex" xmlns:cx5="http://schemas.microsoft.com/office/drawing/2016/5/11/chartex" xmlns:cx6="http://schemas.microsoft.com/office/drawing/2016/5/12/chartex" xmlns:cx7="http://schemas.microsoft.com/office/drawing/2016/5/13/chartex" xmlns:cx8="http://schemas.microsoft.com/office/drawing/2016/5/14/chartex" xmlns:mc="http://schemas.openxmlformats.org/markup-compatibility/2006" xmlns:aink="http://schemas.microsoft.com/office/drawing/2016/ink" xmlns:am3d="http://schemas.microsoft.com/office/drawing/2017/model3d" xmlns:o="urn:schemas-microsoft-com:office:office" xmlns:r="http://schemas.openxmlformats.org/officeDocument/2006/relationships" xmlns:m="http://schemas.openxmlformats.org/officeDocument/2006/math" xmlns:v="urn:schemas-microsoft-com:vml" xmlns:wp14="http://schemas.microsoft.com/office/word/2010/wordprocessingDrawing" xmlns:wp="http://schemas.openxmlformats.org/drawingml/2006/wordprocessingDrawing" xmlns:w10="urn:schemas-microsoft-com:office:word" xmlns:w="http://schemas.openxmlformats.org/wordprocessingml/2006/main" xmlns:w14="http://schemas.microsoft.com/office/word/2010/wordml" xmlns:w15="http://schemas.microsoft.com/office/word/2012/wordml" xmlns:w16cex="http://schemas.microsoft.com/office/word/2018/wordml/cex" xmlns:w16cid="http://schemas.microsoft.com/office/word/2016/wordml/cid" xmlns:w16="http://schemas.microsoft.com/office/word/2018/wordml" xmlns:w16sdtdh="http://schemas.microsoft.com/office/word/2020/wordml/sdtdatahash" xmlns:w16se="http://schemas.microsoft.com/office/word/2015/wordml/symex" xmlns:wpg="http://schemas.microsoft.com/office/word/2010/wordprocessingGroup" xmlns:wpi="http://schemas.microsoft.com/office/word/2010/wordprocessingInk" xmlns:wne="http://schemas.microsoft.com/office/word/2006/wordml" xmlns:wps="http://schemas.microsoft.com/office/word/2010/wordprocessingShape" mc:Ignorable="w14 w15 w16se w16cid w16 w16cex w16sdtdh wp14">
   <w:abstractNum w:abstractNumId="0" w15:restartNumberingAfterBreak="0">
     <w:nsid w:val="24AA375D"/>
     <w:multiLevelType w:val="hybridMultilevel"/>
@@ -5381,7 +5771,7 @@
 </file>
 
 <file path=word/styles.xml><?xml version="1.0" encoding="utf-8"?>
-<w:styles xmlns:mc="http://schemas.openxmlformats.org/markup-compatibility/2006" xmlns:r="http://schemas.openxmlformats.org/officeDocument/2006/relationships" xmlns:w="http://schemas.openxmlformats.org/wordprocessingml/2006/main" xmlns:w14="http://schemas.microsoft.com/office/word/2010/wordml" xmlns:w15="http://schemas.microsoft.com/office/word/2012/wordml" xmlns:w16cex="http://schemas.microsoft.com/office/word/2018/wordml/cex" xmlns:w16cid="http://schemas.microsoft.com/office/word/2016/wordml/cid" xmlns:w16="http://schemas.microsoft.com/office/word/2018/wordml" xmlns:w16se="http://schemas.microsoft.com/office/word/2015/wordml/symex" mc:Ignorable="w14 w15 w16se w16cid w16 w16cex">
+<w:styles xmlns:mc="http://schemas.openxmlformats.org/markup-compatibility/2006" xmlns:r="http://schemas.openxmlformats.org/officeDocument/2006/relationships" xmlns:w="http://schemas.openxmlformats.org/wordprocessingml/2006/main" xmlns:w14="http://schemas.microsoft.com/office/word/2010/wordml" xmlns:w15="http://schemas.microsoft.com/office/word/2012/wordml" xmlns:w16cex="http://schemas.microsoft.com/office/word/2018/wordml/cex" xmlns:w16cid="http://schemas.microsoft.com/office/word/2016/wordml/cid" xmlns:w16="http://schemas.microsoft.com/office/word/2018/wordml" xmlns:w16sdtdh="http://schemas.microsoft.com/office/word/2020/wordml/sdtdatahash" xmlns:w16se="http://schemas.microsoft.com/office/word/2015/wordml/symex" mc:Ignorable="w14 w15 w16se w16cid w16 w16cex w16sdtdh">
   <w:docDefaults>
     <w:rPrDefault>
       <w:rPr>
